--- a/companies/hollowell-ip/People/2024.03.02 - Onboarding - David Chang.docx
+++ b/companies/hollowell-ip/People/2024.03.02 - Onboarding - David Chang.docx
@@ -7,27 +7,51 @@
         <w:pStyle w:val="Heading1"/>
       </w:pPr>
       <w:r>
-        <w:t>Onboarding Record: David Chang</w:t>
+        <w:t>David Chang: record of onboarding</w:t>
       </w:r>
     </w:p>
     <w:p>
       <w:r>
-        <w:t>David Chang starts with the prosecution group this week, and I want the file to carry this from me, Mary Bradley, rather than from a form. He joins as a patent agent grounded in the technical detail of the firm's device and hardware prosecution, the part of the work where a claim has to track what the engineering actually does, and that is a bench the group has wanted to deepen for some time. He will draft and amend claims on the mechanical and device matters as they come off the docket, close to the specifications and the figures, and I expect him useful on live matters early rather than after a long ramp.</w:t>
+        <w:t>This record covers the start of David Chang's time with the firm, now one week in, as one of the Patent Agents in Prosecution, and it sets down his role, his reporting line, and what is expected of him over his first period. His matters will be drawn mainly from electrical and embedded-systems applications, where the claims depend on how the hardware and its firmware actually behave. He will also be asked from time to time to read a colleague's draft where a claim turns on firmware behavior, and that reading is advisory, with the responsible attorney or agent keeping the decision.</w:t>
       </w:r>
     </w:p>
     <w:p>
       <w:r>
-        <w:t>He is precise and understated on the page, and his prose is hedged by instinct, which is the register this firm wants in a record an examiner and, years later, a court may both read. Just as important, he keeps to the claims and the record and hands anything resembling an opinion to counsel, because a view on validity or infringement is the firm's to give and to stand behind rather than the agent's to venture, and his instinct to escalate that work instead of settling it himself is exactly the discipline the practice depends on. He should hold to that line even when a client on a call presses him to go a step past what the record will support.</w:t>
+        <w:t>David reports to Heather Munoz, Partner, and his matters come to him from her, as does the review of each new application and each office action response before it is filed. He prefers to settle a disputed claim interpretation with the examiner by telephone before committing a position to writing, which the firm encourages, and every such interview is to be summarized in the file on the day it takes place and copied to Heather Munoz.</w:t>
       </w:r>
     </w:p>
     <w:p>
       <w:r>
-        <w:t>He reports to Heather Munoz, Partner, who will assign his matters, set his priorities against the docket, and read behind him until the firm's conventions are automatic. When two deadlines both look like the nearest one, that call is Heather's rather than a guess made under pressure, and the firm treats raising it early as ordinary rather than as an imposition. She will also be the one to tell him when an amendment is close enough to send and when it needs another pass, and in the first months that judgment is worth more to him than any style guide.</w:t>
+        <w:t>Patent agents at this firm prosecute applications; opinions on infringement or validity belong to counsel and are signed by an attorney, so when a client asks David for a view of that kind, he should say that he will put the question to the responsible attorney and then do so the same day. Over the coming weeks, the work is divided as follows:</w:t>
+      </w:r>
+    </w:p>
+    <w:p>
+      <w:pPr>
+        <w:pStyle w:val="ListBullet"/>
+      </w:pPr>
+      <w:r>
+        <w:t>David Chang: return his conflicts disclosure and the firm's confidentiality agreement, spend a morning with docketing to learn how dates are entered and verified, and acknowledge each docket reminder in writing when it reaches him.</w:t>
+      </w:r>
+    </w:p>
+    <w:p>
+      <w:pPr>
+        <w:pStyle w:val="ListBullet"/>
+      </w:pPr>
+      <w:r>
+        <w:t>Heather Munoz: choose the matters he starts on, read every application and response before it is filed, and decide when that reading can be narrowed.</w:t>
+      </w:r>
+    </w:p>
+    <w:p>
+      <w:pPr>
+        <w:pStyle w:val="ListBullet"/>
+      </w:pPr>
+      <w:r>
+        <w:t>Mary Bradley: review his progress with Heather Munoz once his first responses have been filed, and confirm his matter assignments for the period that follows.</w:t>
       </w:r>
     </w:p>
     <w:p>
       <w:r>
-        <w:t>The docket is the discipline the whole practice rests on, so in his first days he will sit with the docketing desk to see how dates are set, confirmed, and never quietly moved, since a missed date is the single mistake this firm cannot absorb. His access, his seat with the prosecution group, and his first assignments are already in place, and he should read a stretch of the group's recent claim amendments before drafting one of his own. As a first step, he should meet with Heather Munoz this week to take his opening matters.</w:t>
+        <w:t>His accounts, building access, and workstation are already set up, and his time is to be recorded daily against each matter number, since the firm bills by the matter and a client is entitled to see where the hours went. The next step is for David to take over the office action responses that Heather Munoz has set aside for him, beginning with the one whose response date falls first.</w:t>
       </w:r>
     </w:p>
     <w:sectPr>
